--- a/doc/PBR-CLKB-SDD-PS-001.docx
+++ b/doc/PBR-CLKB-SDD-PS-001.docx
@@ -159,7 +159,7 @@
               <w:rPr>
                 <w:sz w:val="19"/>
               </w:rPr>
-              <w:t>1 / 0</w:t>
+              <w:t>1 / 1</w:t>
             </w:r>
           </w:p>
         </w:tc>
@@ -441,6 +441,63 @@
           </w:p>
         </w:tc>
       </w:tr>
+      <w:tr>
+        <w:trPr>
+          <w:jc w:val="center"/>
+        </w:trPr>
+        <w:tc>
+          <w:tcPr>
+            <w:tcW w:w="907" w:type="dxa"/>
+          </w:tcPr>
+          <w:p>
+            <w:r>
+              <w:rPr>
+                <w:sz w:val="18"/>
+              </w:rPr>
+              <w:t>1</w:t>
+            </w:r>
+          </w:p>
+        </w:tc>
+        <w:tc>
+          <w:tcPr>
+            <w:tcW w:w="907" w:type="dxa"/>
+          </w:tcPr>
+          <w:p>
+            <w:r>
+              <w:rPr>
+                <w:sz w:val="18"/>
+              </w:rPr>
+              <w:t>1</w:t>
+            </w:r>
+          </w:p>
+        </w:tc>
+        <w:tc>
+          <w:tcPr>
+            <w:tcW w:w="1701" w:type="dxa"/>
+          </w:tcPr>
+          <w:p>
+            <w:r>
+              <w:rPr>
+                <w:sz w:val="18"/>
+              </w:rPr>
+              <w:t>2026-07-10</w:t>
+            </w:r>
+          </w:p>
+        </w:tc>
+        <w:tc>
+          <w:tcPr>
+            <w:tcW w:w="5272" w:type="dxa"/>
+          </w:tcPr>
+          <w:p>
+            <w:r>
+              <w:rPr>
+                <w:sz w:val="18"/>
+              </w:rPr>
+              <w:t>Updated to reflect the fix of observation A.1: main() now issues ioctl(listenfd, SIOCGIFHWADDR, …) explicitly instead of relying on the stale, coincidentally-reused variable fd.</w:t>
+            </w:r>
+          </w:p>
+        </w:tc>
+      </w:tr>
     </w:tbl>
     <w:p/>
     <w:p>
@@ -465,11 +522,7 @@
       </w:pPr>
       <w:r>
         <w:fldChar w:fldCharType="begin"/>
-      </w:r>
-      <w:r>
         <w:instrText>TOC \o "1-3" \h \z \u</w:instrText>
-      </w:r>
-      <w:r>
         <w:fldChar w:fldCharType="separate"/>
       </w:r>
       <w:hyperlink w:anchor="_Toc234579707" w:history="1">
@@ -486,46 +539,10 @@
             <w:webHidden/>
           </w:rPr>
           <w:tab/>
-        </w:r>
-        <w:r>
-          <w:rPr>
-            <w:noProof/>
-            <w:webHidden/>
-          </w:rPr>
           <w:fldChar w:fldCharType="begin"/>
-        </w:r>
-        <w:r>
-          <w:rPr>
-            <w:noProof/>
-            <w:webHidden/>
-          </w:rPr>
           <w:instrText xml:space="preserve"> PAGEREF _Toc234579707 \h </w:instrText>
-        </w:r>
-        <w:r>
-          <w:rPr>
-            <w:noProof/>
-            <w:webHidden/>
-          </w:rPr>
-        </w:r>
-        <w:r>
-          <w:rPr>
-            <w:noProof/>
-            <w:webHidden/>
-          </w:rPr>
           <w:fldChar w:fldCharType="separate"/>
-        </w:r>
-        <w:r>
-          <w:rPr>
-            <w:noProof/>
-            <w:webHidden/>
-          </w:rPr>
           <w:t>2</w:t>
-        </w:r>
-        <w:r>
-          <w:rPr>
-            <w:noProof/>
-            <w:webHidden/>
-          </w:rPr>
           <w:fldChar w:fldCharType="end"/>
         </w:r>
       </w:hyperlink>
@@ -554,46 +571,10 @@
             <w:webHidden/>
           </w:rPr>
           <w:tab/>
-        </w:r>
-        <w:r>
-          <w:rPr>
-            <w:noProof/>
-            <w:webHidden/>
-          </w:rPr>
           <w:fldChar w:fldCharType="begin"/>
-        </w:r>
-        <w:r>
-          <w:rPr>
-            <w:noProof/>
-            <w:webHidden/>
-          </w:rPr>
           <w:instrText xml:space="preserve"> PAGEREF _Toc234579708 \h </w:instrText>
-        </w:r>
-        <w:r>
-          <w:rPr>
-            <w:noProof/>
-            <w:webHidden/>
-          </w:rPr>
-        </w:r>
-        <w:r>
-          <w:rPr>
-            <w:noProof/>
-            <w:webHidden/>
-          </w:rPr>
           <w:fldChar w:fldCharType="separate"/>
-        </w:r>
-        <w:r>
-          <w:rPr>
-            <w:noProof/>
-            <w:webHidden/>
-          </w:rPr>
           <w:t>2</w:t>
-        </w:r>
-        <w:r>
-          <w:rPr>
-            <w:noProof/>
-            <w:webHidden/>
-          </w:rPr>
           <w:fldChar w:fldCharType="end"/>
         </w:r>
       </w:hyperlink>
@@ -622,46 +603,10 @@
             <w:webHidden/>
           </w:rPr>
           <w:tab/>
-        </w:r>
-        <w:r>
-          <w:rPr>
-            <w:noProof/>
-            <w:webHidden/>
-          </w:rPr>
           <w:fldChar w:fldCharType="begin"/>
-        </w:r>
-        <w:r>
-          <w:rPr>
-            <w:noProof/>
-            <w:webHidden/>
-          </w:rPr>
           <w:instrText xml:space="preserve"> PAGEREF _Toc234579709 \h </w:instrText>
-        </w:r>
-        <w:r>
-          <w:rPr>
-            <w:noProof/>
-            <w:webHidden/>
-          </w:rPr>
-        </w:r>
-        <w:r>
-          <w:rPr>
-            <w:noProof/>
-            <w:webHidden/>
-          </w:rPr>
           <w:fldChar w:fldCharType="separate"/>
-        </w:r>
-        <w:r>
-          <w:rPr>
-            <w:noProof/>
-            <w:webHidden/>
-          </w:rPr>
           <w:t>4</w:t>
-        </w:r>
-        <w:r>
-          <w:rPr>
-            <w:noProof/>
-            <w:webHidden/>
-          </w:rPr>
           <w:fldChar w:fldCharType="end"/>
         </w:r>
       </w:hyperlink>
@@ -690,46 +635,10 @@
             <w:webHidden/>
           </w:rPr>
           <w:tab/>
-        </w:r>
-        <w:r>
-          <w:rPr>
-            <w:noProof/>
-            <w:webHidden/>
-          </w:rPr>
           <w:fldChar w:fldCharType="begin"/>
-        </w:r>
-        <w:r>
-          <w:rPr>
-            <w:noProof/>
-            <w:webHidden/>
-          </w:rPr>
           <w:instrText xml:space="preserve"> PAGEREF _Toc234579710 \h </w:instrText>
-        </w:r>
-        <w:r>
-          <w:rPr>
-            <w:noProof/>
-            <w:webHidden/>
-          </w:rPr>
-        </w:r>
-        <w:r>
-          <w:rPr>
-            <w:noProof/>
-            <w:webHidden/>
-          </w:rPr>
           <w:fldChar w:fldCharType="separate"/>
-        </w:r>
-        <w:r>
-          <w:rPr>
-            <w:noProof/>
-            <w:webHidden/>
-          </w:rPr>
           <w:t>4</w:t>
-        </w:r>
-        <w:r>
-          <w:rPr>
-            <w:noProof/>
-            <w:webHidden/>
-          </w:rPr>
           <w:fldChar w:fldCharType="end"/>
         </w:r>
       </w:hyperlink>
@@ -758,46 +667,10 @@
             <w:webHidden/>
           </w:rPr>
           <w:tab/>
-        </w:r>
-        <w:r>
-          <w:rPr>
-            <w:noProof/>
-            <w:webHidden/>
-          </w:rPr>
           <w:fldChar w:fldCharType="begin"/>
-        </w:r>
-        <w:r>
-          <w:rPr>
-            <w:noProof/>
-            <w:webHidden/>
-          </w:rPr>
           <w:instrText xml:space="preserve"> PAGEREF _Toc234579711 \h </w:instrText>
-        </w:r>
-        <w:r>
-          <w:rPr>
-            <w:noProof/>
-            <w:webHidden/>
-          </w:rPr>
-        </w:r>
-        <w:r>
-          <w:rPr>
-            <w:noProof/>
-            <w:webHidden/>
-          </w:rPr>
           <w:fldChar w:fldCharType="separate"/>
-        </w:r>
-        <w:r>
-          <w:rPr>
-            <w:noProof/>
-            <w:webHidden/>
-          </w:rPr>
           <w:t>4</w:t>
-        </w:r>
-        <w:r>
-          <w:rPr>
-            <w:noProof/>
-            <w:webHidden/>
-          </w:rPr>
           <w:fldChar w:fldCharType="end"/>
         </w:r>
       </w:hyperlink>
@@ -826,46 +699,10 @@
             <w:webHidden/>
           </w:rPr>
           <w:tab/>
-        </w:r>
-        <w:r>
-          <w:rPr>
-            <w:noProof/>
-            <w:webHidden/>
-          </w:rPr>
           <w:fldChar w:fldCharType="begin"/>
-        </w:r>
-        <w:r>
-          <w:rPr>
-            <w:noProof/>
-            <w:webHidden/>
-          </w:rPr>
           <w:instrText xml:space="preserve"> PAGEREF _Toc234579712 \h </w:instrText>
-        </w:r>
-        <w:r>
-          <w:rPr>
-            <w:noProof/>
-            <w:webHidden/>
-          </w:rPr>
-        </w:r>
-        <w:r>
-          <w:rPr>
-            <w:noProof/>
-            <w:webHidden/>
-          </w:rPr>
           <w:fldChar w:fldCharType="separate"/>
-        </w:r>
-        <w:r>
-          <w:rPr>
-            <w:noProof/>
-            <w:webHidden/>
-          </w:rPr>
           <w:t>4</w:t>
-        </w:r>
-        <w:r>
-          <w:rPr>
-            <w:noProof/>
-            <w:webHidden/>
-          </w:rPr>
           <w:fldChar w:fldCharType="end"/>
         </w:r>
       </w:hyperlink>
@@ -894,46 +731,10 @@
             <w:webHidden/>
           </w:rPr>
           <w:tab/>
-        </w:r>
-        <w:r>
-          <w:rPr>
-            <w:noProof/>
-            <w:webHidden/>
-          </w:rPr>
           <w:fldChar w:fldCharType="begin"/>
-        </w:r>
-        <w:r>
-          <w:rPr>
-            <w:noProof/>
-            <w:webHidden/>
-          </w:rPr>
           <w:instrText xml:space="preserve"> PAGEREF _Toc234579713 \h </w:instrText>
-        </w:r>
-        <w:r>
-          <w:rPr>
-            <w:noProof/>
-            <w:webHidden/>
-          </w:rPr>
-        </w:r>
-        <w:r>
-          <w:rPr>
-            <w:noProof/>
-            <w:webHidden/>
-          </w:rPr>
           <w:fldChar w:fldCharType="separate"/>
-        </w:r>
-        <w:r>
-          <w:rPr>
-            <w:noProof/>
-            <w:webHidden/>
-          </w:rPr>
           <w:t>4</w:t>
-        </w:r>
-        <w:r>
-          <w:rPr>
-            <w:noProof/>
-            <w:webHidden/>
-          </w:rPr>
           <w:fldChar w:fldCharType="end"/>
         </w:r>
       </w:hyperlink>
@@ -962,46 +763,10 @@
             <w:webHidden/>
           </w:rPr>
           <w:tab/>
-        </w:r>
-        <w:r>
-          <w:rPr>
-            <w:noProof/>
-            <w:webHidden/>
-          </w:rPr>
           <w:fldChar w:fldCharType="begin"/>
-        </w:r>
-        <w:r>
-          <w:rPr>
-            <w:noProof/>
-            <w:webHidden/>
-          </w:rPr>
           <w:instrText xml:space="preserve"> PAGEREF _Toc234579714 \h </w:instrText>
-        </w:r>
-        <w:r>
-          <w:rPr>
-            <w:noProof/>
-            <w:webHidden/>
-          </w:rPr>
-        </w:r>
-        <w:r>
-          <w:rPr>
-            <w:noProof/>
-            <w:webHidden/>
-          </w:rPr>
           <w:fldChar w:fldCharType="separate"/>
-        </w:r>
-        <w:r>
-          <w:rPr>
-            <w:noProof/>
-            <w:webHidden/>
-          </w:rPr>
           <w:t>5</w:t>
-        </w:r>
-        <w:r>
-          <w:rPr>
-            <w:noProof/>
-            <w:webHidden/>
-          </w:rPr>
           <w:fldChar w:fldCharType="end"/>
         </w:r>
       </w:hyperlink>
@@ -1030,46 +795,10 @@
             <w:webHidden/>
           </w:rPr>
           <w:tab/>
-        </w:r>
-        <w:r>
-          <w:rPr>
-            <w:noProof/>
-            <w:webHidden/>
-          </w:rPr>
           <w:fldChar w:fldCharType="begin"/>
-        </w:r>
-        <w:r>
-          <w:rPr>
-            <w:noProof/>
-            <w:webHidden/>
-          </w:rPr>
           <w:instrText xml:space="preserve"> PAGEREF _Toc234579715 \h </w:instrText>
-        </w:r>
-        <w:r>
-          <w:rPr>
-            <w:noProof/>
-            <w:webHidden/>
-          </w:rPr>
-        </w:r>
-        <w:r>
-          <w:rPr>
-            <w:noProof/>
-            <w:webHidden/>
-          </w:rPr>
           <w:fldChar w:fldCharType="separate"/>
-        </w:r>
-        <w:r>
-          <w:rPr>
-            <w:noProof/>
-            <w:webHidden/>
-          </w:rPr>
           <w:t>5</w:t>
-        </w:r>
-        <w:r>
-          <w:rPr>
-            <w:noProof/>
-            <w:webHidden/>
-          </w:rPr>
           <w:fldChar w:fldCharType="end"/>
         </w:r>
       </w:hyperlink>
@@ -1098,46 +827,10 @@
             <w:webHidden/>
           </w:rPr>
           <w:tab/>
-        </w:r>
-        <w:r>
-          <w:rPr>
-            <w:noProof/>
-            <w:webHidden/>
-          </w:rPr>
           <w:fldChar w:fldCharType="begin"/>
-        </w:r>
-        <w:r>
-          <w:rPr>
-            <w:noProof/>
-            <w:webHidden/>
-          </w:rPr>
           <w:instrText xml:space="preserve"> PAGEREF _Toc234579716 \h </w:instrText>
-        </w:r>
-        <w:r>
-          <w:rPr>
-            <w:noProof/>
-            <w:webHidden/>
-          </w:rPr>
-        </w:r>
-        <w:r>
-          <w:rPr>
-            <w:noProof/>
-            <w:webHidden/>
-          </w:rPr>
           <w:fldChar w:fldCharType="separate"/>
-        </w:r>
-        <w:r>
-          <w:rPr>
-            <w:noProof/>
-            <w:webHidden/>
-          </w:rPr>
           <w:t>5</w:t>
-        </w:r>
-        <w:r>
-          <w:rPr>
-            <w:noProof/>
-            <w:webHidden/>
-          </w:rPr>
           <w:fldChar w:fldCharType="end"/>
         </w:r>
       </w:hyperlink>
@@ -1166,46 +859,10 @@
             <w:webHidden/>
           </w:rPr>
           <w:tab/>
-        </w:r>
-        <w:r>
-          <w:rPr>
-            <w:noProof/>
-            <w:webHidden/>
-          </w:rPr>
           <w:fldChar w:fldCharType="begin"/>
-        </w:r>
-        <w:r>
-          <w:rPr>
-            <w:noProof/>
-            <w:webHidden/>
-          </w:rPr>
           <w:instrText xml:space="preserve"> PAGEREF _Toc234579717 \h </w:instrText>
-        </w:r>
-        <w:r>
-          <w:rPr>
-            <w:noProof/>
-            <w:webHidden/>
-          </w:rPr>
-        </w:r>
-        <w:r>
-          <w:rPr>
-            <w:noProof/>
-            <w:webHidden/>
-          </w:rPr>
           <w:fldChar w:fldCharType="separate"/>
-        </w:r>
-        <w:r>
-          <w:rPr>
-            <w:noProof/>
-            <w:webHidden/>
-          </w:rPr>
           <w:t>5</w:t>
-        </w:r>
-        <w:r>
-          <w:rPr>
-            <w:noProof/>
-            <w:webHidden/>
-          </w:rPr>
           <w:fldChar w:fldCharType="end"/>
         </w:r>
       </w:hyperlink>
@@ -1234,46 +891,10 @@
             <w:webHidden/>
           </w:rPr>
           <w:tab/>
-        </w:r>
-        <w:r>
-          <w:rPr>
-            <w:noProof/>
-            <w:webHidden/>
-          </w:rPr>
           <w:fldChar w:fldCharType="begin"/>
-        </w:r>
-        <w:r>
-          <w:rPr>
-            <w:noProof/>
-            <w:webHidden/>
-          </w:rPr>
           <w:instrText xml:space="preserve"> PAGEREF _Toc234579718 \h </w:instrText>
-        </w:r>
-        <w:r>
-          <w:rPr>
-            <w:noProof/>
-            <w:webHidden/>
-          </w:rPr>
-        </w:r>
-        <w:r>
-          <w:rPr>
-            <w:noProof/>
-            <w:webHidden/>
-          </w:rPr>
           <w:fldChar w:fldCharType="separate"/>
-        </w:r>
-        <w:r>
-          <w:rPr>
-            <w:noProof/>
-            <w:webHidden/>
-          </w:rPr>
           <w:t>6</w:t>
-        </w:r>
-        <w:r>
-          <w:rPr>
-            <w:noProof/>
-            <w:webHidden/>
-          </w:rPr>
           <w:fldChar w:fldCharType="end"/>
         </w:r>
       </w:hyperlink>
@@ -1302,46 +923,10 @@
             <w:webHidden/>
           </w:rPr>
           <w:tab/>
-        </w:r>
-        <w:r>
-          <w:rPr>
-            <w:noProof/>
-            <w:webHidden/>
-          </w:rPr>
           <w:fldChar w:fldCharType="begin"/>
-        </w:r>
-        <w:r>
-          <w:rPr>
-            <w:noProof/>
-            <w:webHidden/>
-          </w:rPr>
           <w:instrText xml:space="preserve"> PAGEREF _Toc234579719 \h </w:instrText>
-        </w:r>
-        <w:r>
-          <w:rPr>
-            <w:noProof/>
-            <w:webHidden/>
-          </w:rPr>
-        </w:r>
-        <w:r>
-          <w:rPr>
-            <w:noProof/>
-            <w:webHidden/>
-          </w:rPr>
           <w:fldChar w:fldCharType="separate"/>
-        </w:r>
-        <w:r>
-          <w:rPr>
-            <w:noProof/>
-            <w:webHidden/>
-          </w:rPr>
           <w:t>6</w:t>
-        </w:r>
-        <w:r>
-          <w:rPr>
-            <w:noProof/>
-            <w:webHidden/>
-          </w:rPr>
           <w:fldChar w:fldCharType="end"/>
         </w:r>
       </w:hyperlink>
@@ -1370,46 +955,10 @@
             <w:webHidden/>
           </w:rPr>
           <w:tab/>
-        </w:r>
-        <w:r>
-          <w:rPr>
-            <w:noProof/>
-            <w:webHidden/>
-          </w:rPr>
           <w:fldChar w:fldCharType="begin"/>
-        </w:r>
-        <w:r>
-          <w:rPr>
-            <w:noProof/>
-            <w:webHidden/>
-          </w:rPr>
           <w:instrText xml:space="preserve"> PAGEREF _Toc234579720 \h </w:instrText>
-        </w:r>
-        <w:r>
-          <w:rPr>
-            <w:noProof/>
-            <w:webHidden/>
-          </w:rPr>
-        </w:r>
-        <w:r>
-          <w:rPr>
-            <w:noProof/>
-            <w:webHidden/>
-          </w:rPr>
           <w:fldChar w:fldCharType="separate"/>
-        </w:r>
-        <w:r>
-          <w:rPr>
-            <w:noProof/>
-            <w:webHidden/>
-          </w:rPr>
           <w:t>6</w:t>
-        </w:r>
-        <w:r>
-          <w:rPr>
-            <w:noProof/>
-            <w:webHidden/>
-          </w:rPr>
           <w:fldChar w:fldCharType="end"/>
         </w:r>
       </w:hyperlink>
@@ -1438,46 +987,10 @@
             <w:webHidden/>
           </w:rPr>
           <w:tab/>
-        </w:r>
-        <w:r>
-          <w:rPr>
-            <w:noProof/>
-            <w:webHidden/>
-          </w:rPr>
           <w:fldChar w:fldCharType="begin"/>
-        </w:r>
-        <w:r>
-          <w:rPr>
-            <w:noProof/>
-            <w:webHidden/>
-          </w:rPr>
           <w:instrText xml:space="preserve"> PAGEREF _Toc234579721 \h </w:instrText>
-        </w:r>
-        <w:r>
-          <w:rPr>
-            <w:noProof/>
-            <w:webHidden/>
-          </w:rPr>
-        </w:r>
-        <w:r>
-          <w:rPr>
-            <w:noProof/>
-            <w:webHidden/>
-          </w:rPr>
           <w:fldChar w:fldCharType="separate"/>
-        </w:r>
-        <w:r>
-          <w:rPr>
-            <w:noProof/>
-            <w:webHidden/>
-          </w:rPr>
           <w:t>7</w:t>
-        </w:r>
-        <w:r>
-          <w:rPr>
-            <w:noProof/>
-            <w:webHidden/>
-          </w:rPr>
           <w:fldChar w:fldCharType="end"/>
         </w:r>
       </w:hyperlink>
@@ -1506,46 +1019,10 @@
             <w:webHidden/>
           </w:rPr>
           <w:tab/>
-        </w:r>
-        <w:r>
-          <w:rPr>
-            <w:noProof/>
-            <w:webHidden/>
-          </w:rPr>
           <w:fldChar w:fldCharType="begin"/>
-        </w:r>
-        <w:r>
-          <w:rPr>
-            <w:noProof/>
-            <w:webHidden/>
-          </w:rPr>
           <w:instrText xml:space="preserve"> PAGEREF _Toc234579722 \h </w:instrText>
-        </w:r>
-        <w:r>
-          <w:rPr>
-            <w:noProof/>
-            <w:webHidden/>
-          </w:rPr>
-        </w:r>
-        <w:r>
-          <w:rPr>
-            <w:noProof/>
-            <w:webHidden/>
-          </w:rPr>
           <w:fldChar w:fldCharType="separate"/>
-        </w:r>
-        <w:r>
-          <w:rPr>
-            <w:noProof/>
-            <w:webHidden/>
-          </w:rPr>
           <w:t>7</w:t>
-        </w:r>
-        <w:r>
-          <w:rPr>
-            <w:noProof/>
-            <w:webHidden/>
-          </w:rPr>
           <w:fldChar w:fldCharType="end"/>
         </w:r>
       </w:hyperlink>
@@ -1574,46 +1051,10 @@
             <w:webHidden/>
           </w:rPr>
           <w:tab/>
-        </w:r>
-        <w:r>
-          <w:rPr>
-            <w:noProof/>
-            <w:webHidden/>
-          </w:rPr>
           <w:fldChar w:fldCharType="begin"/>
-        </w:r>
-        <w:r>
-          <w:rPr>
-            <w:noProof/>
-            <w:webHidden/>
-          </w:rPr>
           <w:instrText xml:space="preserve"> PAGEREF _Toc234579723 \h </w:instrText>
-        </w:r>
-        <w:r>
-          <w:rPr>
-            <w:noProof/>
-            <w:webHidden/>
-          </w:rPr>
-        </w:r>
-        <w:r>
-          <w:rPr>
-            <w:noProof/>
-            <w:webHidden/>
-          </w:rPr>
           <w:fldChar w:fldCharType="separate"/>
-        </w:r>
-        <w:r>
-          <w:rPr>
-            <w:noProof/>
-            <w:webHidden/>
-          </w:rPr>
           <w:t>7</w:t>
-        </w:r>
-        <w:r>
-          <w:rPr>
-            <w:noProof/>
-            <w:webHidden/>
-          </w:rPr>
           <w:fldChar w:fldCharType="end"/>
         </w:r>
       </w:hyperlink>
@@ -1642,46 +1083,10 @@
             <w:webHidden/>
           </w:rPr>
           <w:tab/>
-        </w:r>
-        <w:r>
-          <w:rPr>
-            <w:noProof/>
-            <w:webHidden/>
-          </w:rPr>
           <w:fldChar w:fldCharType="begin"/>
-        </w:r>
-        <w:r>
-          <w:rPr>
-            <w:noProof/>
-            <w:webHidden/>
-          </w:rPr>
           <w:instrText xml:space="preserve"> PAGEREF _Toc234579724 \h </w:instrText>
-        </w:r>
-        <w:r>
-          <w:rPr>
-            <w:noProof/>
-            <w:webHidden/>
-          </w:rPr>
-        </w:r>
-        <w:r>
-          <w:rPr>
-            <w:noProof/>
-            <w:webHidden/>
-          </w:rPr>
           <w:fldChar w:fldCharType="separate"/>
-        </w:r>
-        <w:r>
-          <w:rPr>
-            <w:noProof/>
-            <w:webHidden/>
-          </w:rPr>
           <w:t>7</w:t>
-        </w:r>
-        <w:r>
-          <w:rPr>
-            <w:noProof/>
-            <w:webHidden/>
-          </w:rPr>
           <w:fldChar w:fldCharType="end"/>
         </w:r>
       </w:hyperlink>
@@ -1710,46 +1115,10 @@
             <w:webHidden/>
           </w:rPr>
           <w:tab/>
-        </w:r>
-        <w:r>
-          <w:rPr>
-            <w:noProof/>
-            <w:webHidden/>
-          </w:rPr>
           <w:fldChar w:fldCharType="begin"/>
-        </w:r>
-        <w:r>
-          <w:rPr>
-            <w:noProof/>
-            <w:webHidden/>
-          </w:rPr>
           <w:instrText xml:space="preserve"> PAGEREF _Toc234579725 \h </w:instrText>
-        </w:r>
-        <w:r>
-          <w:rPr>
-            <w:noProof/>
-            <w:webHidden/>
-          </w:rPr>
-        </w:r>
-        <w:r>
-          <w:rPr>
-            <w:noProof/>
-            <w:webHidden/>
-          </w:rPr>
           <w:fldChar w:fldCharType="separate"/>
-        </w:r>
-        <w:r>
-          <w:rPr>
-            <w:noProof/>
-            <w:webHidden/>
-          </w:rPr>
           <w:t>7</w:t>
-        </w:r>
-        <w:r>
-          <w:rPr>
-            <w:noProof/>
-            <w:webHidden/>
-          </w:rPr>
           <w:fldChar w:fldCharType="end"/>
         </w:r>
       </w:hyperlink>
@@ -1778,46 +1147,10 @@
             <w:webHidden/>
           </w:rPr>
           <w:tab/>
-        </w:r>
-        <w:r>
-          <w:rPr>
-            <w:noProof/>
-            <w:webHidden/>
-          </w:rPr>
           <w:fldChar w:fldCharType="begin"/>
-        </w:r>
-        <w:r>
-          <w:rPr>
-            <w:noProof/>
-            <w:webHidden/>
-          </w:rPr>
           <w:instrText xml:space="preserve"> PAGEREF _Toc234579726 \h </w:instrText>
-        </w:r>
-        <w:r>
-          <w:rPr>
-            <w:noProof/>
-            <w:webHidden/>
-          </w:rPr>
-        </w:r>
-        <w:r>
-          <w:rPr>
-            <w:noProof/>
-            <w:webHidden/>
-          </w:rPr>
           <w:fldChar w:fldCharType="separate"/>
-        </w:r>
-        <w:r>
-          <w:rPr>
-            <w:noProof/>
-            <w:webHidden/>
-          </w:rPr>
           <w:t>8</w:t>
-        </w:r>
-        <w:r>
-          <w:rPr>
-            <w:noProof/>
-            <w:webHidden/>
-          </w:rPr>
           <w:fldChar w:fldCharType="end"/>
         </w:r>
       </w:hyperlink>
@@ -1846,46 +1179,10 @@
             <w:webHidden/>
           </w:rPr>
           <w:tab/>
-        </w:r>
-        <w:r>
-          <w:rPr>
-            <w:noProof/>
-            <w:webHidden/>
-          </w:rPr>
           <w:fldChar w:fldCharType="begin"/>
-        </w:r>
-        <w:r>
-          <w:rPr>
-            <w:noProof/>
-            <w:webHidden/>
-          </w:rPr>
           <w:instrText xml:space="preserve"> PAGEREF _Toc234579727 \h </w:instrText>
-        </w:r>
-        <w:r>
-          <w:rPr>
-            <w:noProof/>
-            <w:webHidden/>
-          </w:rPr>
-        </w:r>
-        <w:r>
-          <w:rPr>
-            <w:noProof/>
-            <w:webHidden/>
-          </w:rPr>
           <w:fldChar w:fldCharType="separate"/>
-        </w:r>
-        <w:r>
-          <w:rPr>
-            <w:noProof/>
-            <w:webHidden/>
-          </w:rPr>
           <w:t>8</w:t>
-        </w:r>
-        <w:r>
-          <w:rPr>
-            <w:noProof/>
-            <w:webHidden/>
-          </w:rPr>
           <w:fldChar w:fldCharType="end"/>
         </w:r>
       </w:hyperlink>
@@ -1914,46 +1211,10 @@
             <w:webHidden/>
           </w:rPr>
           <w:tab/>
-        </w:r>
-        <w:r>
-          <w:rPr>
-            <w:noProof/>
-            <w:webHidden/>
-          </w:rPr>
           <w:fldChar w:fldCharType="begin"/>
-        </w:r>
-        <w:r>
-          <w:rPr>
-            <w:noProof/>
-            <w:webHidden/>
-          </w:rPr>
           <w:instrText xml:space="preserve"> PAGEREF _Toc234579728 \h </w:instrText>
-        </w:r>
-        <w:r>
-          <w:rPr>
-            <w:noProof/>
-            <w:webHidden/>
-          </w:rPr>
-        </w:r>
-        <w:r>
-          <w:rPr>
-            <w:noProof/>
-            <w:webHidden/>
-          </w:rPr>
           <w:fldChar w:fldCharType="separate"/>
-        </w:r>
-        <w:r>
-          <w:rPr>
-            <w:noProof/>
-            <w:webHidden/>
-          </w:rPr>
           <w:t>9</w:t>
-        </w:r>
-        <w:r>
-          <w:rPr>
-            <w:noProof/>
-            <w:webHidden/>
-          </w:rPr>
           <w:fldChar w:fldCharType="end"/>
         </w:r>
       </w:hyperlink>
@@ -1982,46 +1243,10 @@
             <w:webHidden/>
           </w:rPr>
           <w:tab/>
-        </w:r>
-        <w:r>
-          <w:rPr>
-            <w:noProof/>
-            <w:webHidden/>
-          </w:rPr>
           <w:fldChar w:fldCharType="begin"/>
-        </w:r>
-        <w:r>
-          <w:rPr>
-            <w:noProof/>
-            <w:webHidden/>
-          </w:rPr>
           <w:instrText xml:space="preserve"> PAGEREF _Toc234579729 \h </w:instrText>
-        </w:r>
-        <w:r>
-          <w:rPr>
-            <w:noProof/>
-            <w:webHidden/>
-          </w:rPr>
-        </w:r>
-        <w:r>
-          <w:rPr>
-            <w:noProof/>
-            <w:webHidden/>
-          </w:rPr>
           <w:fldChar w:fldCharType="separate"/>
-        </w:r>
-        <w:r>
-          <w:rPr>
-            <w:noProof/>
-            <w:webHidden/>
-          </w:rPr>
           <w:t>9</w:t>
-        </w:r>
-        <w:r>
-          <w:rPr>
-            <w:noProof/>
-            <w:webHidden/>
-          </w:rPr>
           <w:fldChar w:fldCharType="end"/>
         </w:r>
       </w:hyperlink>
@@ -2050,46 +1275,10 @@
             <w:webHidden/>
           </w:rPr>
           <w:tab/>
-        </w:r>
-        <w:r>
-          <w:rPr>
-            <w:noProof/>
-            <w:webHidden/>
-          </w:rPr>
           <w:fldChar w:fldCharType="begin"/>
-        </w:r>
-        <w:r>
-          <w:rPr>
-            <w:noProof/>
-            <w:webHidden/>
-          </w:rPr>
           <w:instrText xml:space="preserve"> PAGEREF _Toc234579730 \h </w:instrText>
-        </w:r>
-        <w:r>
-          <w:rPr>
-            <w:noProof/>
-            <w:webHidden/>
-          </w:rPr>
-        </w:r>
-        <w:r>
-          <w:rPr>
-            <w:noProof/>
-            <w:webHidden/>
-          </w:rPr>
           <w:fldChar w:fldCharType="separate"/>
-        </w:r>
-        <w:r>
-          <w:rPr>
-            <w:noProof/>
-            <w:webHidden/>
-          </w:rPr>
           <w:t>9</w:t>
-        </w:r>
-        <w:r>
-          <w:rPr>
-            <w:noProof/>
-            <w:webHidden/>
-          </w:rPr>
           <w:fldChar w:fldCharType="end"/>
         </w:r>
       </w:hyperlink>
@@ -2118,46 +1307,10 @@
             <w:webHidden/>
           </w:rPr>
           <w:tab/>
-        </w:r>
-        <w:r>
-          <w:rPr>
-            <w:noProof/>
-            <w:webHidden/>
-          </w:rPr>
           <w:fldChar w:fldCharType="begin"/>
-        </w:r>
-        <w:r>
-          <w:rPr>
-            <w:noProof/>
-            <w:webHidden/>
-          </w:rPr>
           <w:instrText xml:space="preserve"> PAGEREF _Toc234579731 \h </w:instrText>
-        </w:r>
-        <w:r>
-          <w:rPr>
-            <w:noProof/>
-            <w:webHidden/>
-          </w:rPr>
-        </w:r>
-        <w:r>
-          <w:rPr>
-            <w:noProof/>
-            <w:webHidden/>
-          </w:rPr>
           <w:fldChar w:fldCharType="separate"/>
-        </w:r>
-        <w:r>
-          <w:rPr>
-            <w:noProof/>
-            <w:webHidden/>
-          </w:rPr>
           <w:t>9</w:t>
-        </w:r>
-        <w:r>
-          <w:rPr>
-            <w:noProof/>
-            <w:webHidden/>
-          </w:rPr>
           <w:fldChar w:fldCharType="end"/>
         </w:r>
       </w:hyperlink>
@@ -2186,46 +1339,10 @@
             <w:webHidden/>
           </w:rPr>
           <w:tab/>
-        </w:r>
-        <w:r>
-          <w:rPr>
-            <w:noProof/>
-            <w:webHidden/>
-          </w:rPr>
           <w:fldChar w:fldCharType="begin"/>
-        </w:r>
-        <w:r>
-          <w:rPr>
-            <w:noProof/>
-            <w:webHidden/>
-          </w:rPr>
           <w:instrText xml:space="preserve"> PAGEREF _Toc234579732 \h </w:instrText>
-        </w:r>
-        <w:r>
-          <w:rPr>
-            <w:noProof/>
-            <w:webHidden/>
-          </w:rPr>
-        </w:r>
-        <w:r>
-          <w:rPr>
-            <w:noProof/>
-            <w:webHidden/>
-          </w:rPr>
           <w:fldChar w:fldCharType="separate"/>
-        </w:r>
-        <w:r>
-          <w:rPr>
-            <w:noProof/>
-            <w:webHidden/>
-          </w:rPr>
           <w:t>9</w:t>
-        </w:r>
-        <w:r>
-          <w:rPr>
-            <w:noProof/>
-            <w:webHidden/>
-          </w:rPr>
           <w:fldChar w:fldCharType="end"/>
         </w:r>
       </w:hyperlink>
@@ -2254,46 +1371,10 @@
             <w:webHidden/>
           </w:rPr>
           <w:tab/>
-        </w:r>
-        <w:r>
-          <w:rPr>
-            <w:noProof/>
-            <w:webHidden/>
-          </w:rPr>
           <w:fldChar w:fldCharType="begin"/>
-        </w:r>
-        <w:r>
-          <w:rPr>
-            <w:noProof/>
-            <w:webHidden/>
-          </w:rPr>
           <w:instrText xml:space="preserve"> PAGEREF _Toc234579733 \h </w:instrText>
-        </w:r>
-        <w:r>
-          <w:rPr>
-            <w:noProof/>
-            <w:webHidden/>
-          </w:rPr>
-        </w:r>
-        <w:r>
-          <w:rPr>
-            <w:noProof/>
-            <w:webHidden/>
-          </w:rPr>
           <w:fldChar w:fldCharType="separate"/>
-        </w:r>
-        <w:r>
-          <w:rPr>
-            <w:noProof/>
-            <w:webHidden/>
-          </w:rPr>
           <w:t>10</w:t>
-        </w:r>
-        <w:r>
-          <w:rPr>
-            <w:noProof/>
-            <w:webHidden/>
-          </w:rPr>
           <w:fldChar w:fldCharType="end"/>
         </w:r>
       </w:hyperlink>
@@ -2322,46 +1403,10 @@
             <w:webHidden/>
           </w:rPr>
           <w:tab/>
-        </w:r>
-        <w:r>
-          <w:rPr>
-            <w:noProof/>
-            <w:webHidden/>
-          </w:rPr>
           <w:fldChar w:fldCharType="begin"/>
-        </w:r>
-        <w:r>
-          <w:rPr>
-            <w:noProof/>
-            <w:webHidden/>
-          </w:rPr>
           <w:instrText xml:space="preserve"> PAGEREF _Toc234579734 \h </w:instrText>
-        </w:r>
-        <w:r>
-          <w:rPr>
-            <w:noProof/>
-            <w:webHidden/>
-          </w:rPr>
-        </w:r>
-        <w:r>
-          <w:rPr>
-            <w:noProof/>
-            <w:webHidden/>
-          </w:rPr>
           <w:fldChar w:fldCharType="separate"/>
-        </w:r>
-        <w:r>
-          <w:rPr>
-            <w:noProof/>
-            <w:webHidden/>
-          </w:rPr>
           <w:t>10</w:t>
-        </w:r>
-        <w:r>
-          <w:rPr>
-            <w:noProof/>
-            <w:webHidden/>
-          </w:rPr>
           <w:fldChar w:fldCharType="end"/>
         </w:r>
       </w:hyperlink>
@@ -2390,46 +1435,10 @@
             <w:webHidden/>
           </w:rPr>
           <w:tab/>
-        </w:r>
-        <w:r>
-          <w:rPr>
-            <w:noProof/>
-            <w:webHidden/>
-          </w:rPr>
           <w:fldChar w:fldCharType="begin"/>
-        </w:r>
-        <w:r>
-          <w:rPr>
-            <w:noProof/>
-            <w:webHidden/>
-          </w:rPr>
           <w:instrText xml:space="preserve"> PAGEREF _Toc234579735 \h </w:instrText>
-        </w:r>
-        <w:r>
-          <w:rPr>
-            <w:noProof/>
-            <w:webHidden/>
-          </w:rPr>
-        </w:r>
-        <w:r>
-          <w:rPr>
-            <w:noProof/>
-            <w:webHidden/>
-          </w:rPr>
           <w:fldChar w:fldCharType="separate"/>
-        </w:r>
-        <w:r>
-          <w:rPr>
-            <w:noProof/>
-            <w:webHidden/>
-          </w:rPr>
           <w:t>10</w:t>
-        </w:r>
-        <w:r>
-          <w:rPr>
-            <w:noProof/>
-            <w:webHidden/>
-          </w:rPr>
           <w:fldChar w:fldCharType="end"/>
         </w:r>
       </w:hyperlink>
@@ -2458,46 +1467,10 @@
             <w:webHidden/>
           </w:rPr>
           <w:tab/>
-        </w:r>
-        <w:r>
-          <w:rPr>
-            <w:noProof/>
-            <w:webHidden/>
-          </w:rPr>
           <w:fldChar w:fldCharType="begin"/>
-        </w:r>
-        <w:r>
-          <w:rPr>
-            <w:noProof/>
-            <w:webHidden/>
-          </w:rPr>
           <w:instrText xml:space="preserve"> PAGEREF _Toc234579736 \h </w:instrText>
-        </w:r>
-        <w:r>
-          <w:rPr>
-            <w:noProof/>
-            <w:webHidden/>
-          </w:rPr>
-        </w:r>
-        <w:r>
-          <w:rPr>
-            <w:noProof/>
-            <w:webHidden/>
-          </w:rPr>
           <w:fldChar w:fldCharType="separate"/>
-        </w:r>
-        <w:r>
-          <w:rPr>
-            <w:noProof/>
-            <w:webHidden/>
-          </w:rPr>
           <w:t>10</w:t>
-        </w:r>
-        <w:r>
-          <w:rPr>
-            <w:noProof/>
-            <w:webHidden/>
-          </w:rPr>
           <w:fldChar w:fldCharType="end"/>
         </w:r>
       </w:hyperlink>
@@ -2526,46 +1499,10 @@
             <w:webHidden/>
           </w:rPr>
           <w:tab/>
-        </w:r>
-        <w:r>
-          <w:rPr>
-            <w:noProof/>
-            <w:webHidden/>
-          </w:rPr>
           <w:fldChar w:fldCharType="begin"/>
-        </w:r>
-        <w:r>
-          <w:rPr>
-            <w:noProof/>
-            <w:webHidden/>
-          </w:rPr>
           <w:instrText xml:space="preserve"> PAGEREF _Toc234579737 \h </w:instrText>
-        </w:r>
-        <w:r>
-          <w:rPr>
-            <w:noProof/>
-            <w:webHidden/>
-          </w:rPr>
-        </w:r>
-        <w:r>
-          <w:rPr>
-            <w:noProof/>
-            <w:webHidden/>
-          </w:rPr>
           <w:fldChar w:fldCharType="separate"/>
-        </w:r>
-        <w:r>
-          <w:rPr>
-            <w:noProof/>
-            <w:webHidden/>
-          </w:rPr>
           <w:t>11</w:t>
-        </w:r>
-        <w:r>
-          <w:rPr>
-            <w:noProof/>
-            <w:webHidden/>
-          </w:rPr>
           <w:fldChar w:fldCharType="end"/>
         </w:r>
       </w:hyperlink>
@@ -2594,46 +1531,10 @@
             <w:webHidden/>
           </w:rPr>
           <w:tab/>
-        </w:r>
-        <w:r>
-          <w:rPr>
-            <w:noProof/>
-            <w:webHidden/>
-          </w:rPr>
           <w:fldChar w:fldCharType="begin"/>
-        </w:r>
-        <w:r>
-          <w:rPr>
-            <w:noProof/>
-            <w:webHidden/>
-          </w:rPr>
           <w:instrText xml:space="preserve"> PAGEREF _Toc234579738 \h </w:instrText>
-        </w:r>
-        <w:r>
-          <w:rPr>
-            <w:noProof/>
-            <w:webHidden/>
-          </w:rPr>
-        </w:r>
-        <w:r>
-          <w:rPr>
-            <w:noProof/>
-            <w:webHidden/>
-          </w:rPr>
           <w:fldChar w:fldCharType="separate"/>
-        </w:r>
-        <w:r>
-          <w:rPr>
-            <w:noProof/>
-            <w:webHidden/>
-          </w:rPr>
           <w:t>12</w:t>
-        </w:r>
-        <w:r>
-          <w:rPr>
-            <w:noProof/>
-            <w:webHidden/>
-          </w:rPr>
           <w:fldChar w:fldCharType="end"/>
         </w:r>
       </w:hyperlink>
@@ -2662,46 +1563,10 @@
             <w:webHidden/>
           </w:rPr>
           <w:tab/>
-        </w:r>
-        <w:r>
-          <w:rPr>
-            <w:noProof/>
-            <w:webHidden/>
-          </w:rPr>
           <w:fldChar w:fldCharType="begin"/>
-        </w:r>
-        <w:r>
-          <w:rPr>
-            <w:noProof/>
-            <w:webHidden/>
-          </w:rPr>
           <w:instrText xml:space="preserve"> PAGEREF _Toc234579739 \h </w:instrText>
-        </w:r>
-        <w:r>
-          <w:rPr>
-            <w:noProof/>
-            <w:webHidden/>
-          </w:rPr>
-        </w:r>
-        <w:r>
-          <w:rPr>
-            <w:noProof/>
-            <w:webHidden/>
-          </w:rPr>
           <w:fldChar w:fldCharType="separate"/>
-        </w:r>
-        <w:r>
-          <w:rPr>
-            <w:noProof/>
-            <w:webHidden/>
-          </w:rPr>
           <w:t>12</w:t>
-        </w:r>
-        <w:r>
-          <w:rPr>
-            <w:noProof/>
-            <w:webHidden/>
-          </w:rPr>
           <w:fldChar w:fldCharType="end"/>
         </w:r>
       </w:hyperlink>
@@ -2730,46 +1595,10 @@
             <w:webHidden/>
           </w:rPr>
           <w:tab/>
-        </w:r>
-        <w:r>
-          <w:rPr>
-            <w:noProof/>
-            <w:webHidden/>
-          </w:rPr>
           <w:fldChar w:fldCharType="begin"/>
-        </w:r>
-        <w:r>
-          <w:rPr>
-            <w:noProof/>
-            <w:webHidden/>
-          </w:rPr>
           <w:instrText xml:space="preserve"> PAGEREF _Toc234579740 \h </w:instrText>
-        </w:r>
-        <w:r>
-          <w:rPr>
-            <w:noProof/>
-            <w:webHidden/>
-          </w:rPr>
-        </w:r>
-        <w:r>
-          <w:rPr>
-            <w:noProof/>
-            <w:webHidden/>
-          </w:rPr>
           <w:fldChar w:fldCharType="separate"/>
-        </w:r>
-        <w:r>
-          <w:rPr>
-            <w:noProof/>
-            <w:webHidden/>
-          </w:rPr>
           <w:t>12</w:t>
-        </w:r>
-        <w:r>
-          <w:rPr>
-            <w:noProof/>
-            <w:webHidden/>
-          </w:rPr>
           <w:fldChar w:fldCharType="end"/>
         </w:r>
       </w:hyperlink>
@@ -2798,46 +1627,10 @@
             <w:webHidden/>
           </w:rPr>
           <w:tab/>
-        </w:r>
-        <w:r>
-          <w:rPr>
-            <w:noProof/>
-            <w:webHidden/>
-          </w:rPr>
           <w:fldChar w:fldCharType="begin"/>
-        </w:r>
-        <w:r>
-          <w:rPr>
-            <w:noProof/>
-            <w:webHidden/>
-          </w:rPr>
           <w:instrText xml:space="preserve"> PAGEREF _Toc234579741 \h </w:instrText>
-        </w:r>
-        <w:r>
-          <w:rPr>
-            <w:noProof/>
-            <w:webHidden/>
-          </w:rPr>
-        </w:r>
-        <w:r>
-          <w:rPr>
-            <w:noProof/>
-            <w:webHidden/>
-          </w:rPr>
           <w:fldChar w:fldCharType="separate"/>
-        </w:r>
-        <w:r>
-          <w:rPr>
-            <w:noProof/>
-            <w:webHidden/>
-          </w:rPr>
           <w:t>12</w:t>
-        </w:r>
-        <w:r>
-          <w:rPr>
-            <w:noProof/>
-            <w:webHidden/>
-          </w:rPr>
           <w:fldChar w:fldCharType="end"/>
         </w:r>
       </w:hyperlink>
@@ -2866,46 +1659,10 @@
             <w:webHidden/>
           </w:rPr>
           <w:tab/>
-        </w:r>
-        <w:r>
-          <w:rPr>
-            <w:noProof/>
-            <w:webHidden/>
-          </w:rPr>
           <w:fldChar w:fldCharType="begin"/>
-        </w:r>
-        <w:r>
-          <w:rPr>
-            <w:noProof/>
-            <w:webHidden/>
-          </w:rPr>
           <w:instrText xml:space="preserve"> PAGEREF _Toc234579742 \h </w:instrText>
-        </w:r>
-        <w:r>
-          <w:rPr>
-            <w:noProof/>
-            <w:webHidden/>
-          </w:rPr>
-        </w:r>
-        <w:r>
-          <w:rPr>
-            <w:noProof/>
-            <w:webHidden/>
-          </w:rPr>
           <w:fldChar w:fldCharType="separate"/>
-        </w:r>
-        <w:r>
-          <w:rPr>
-            <w:noProof/>
-            <w:webHidden/>
-          </w:rPr>
           <w:t>13</w:t>
-        </w:r>
-        <w:r>
-          <w:rPr>
-            <w:noProof/>
-            <w:webHidden/>
-          </w:rPr>
           <w:fldChar w:fldCharType="end"/>
         </w:r>
       </w:hyperlink>
@@ -2934,46 +1691,10 @@
             <w:webHidden/>
           </w:rPr>
           <w:tab/>
-        </w:r>
-        <w:r>
-          <w:rPr>
-            <w:noProof/>
-            <w:webHidden/>
-          </w:rPr>
           <w:fldChar w:fldCharType="begin"/>
-        </w:r>
-        <w:r>
-          <w:rPr>
-            <w:noProof/>
-            <w:webHidden/>
-          </w:rPr>
           <w:instrText xml:space="preserve"> PAGEREF _Toc234579743 \h </w:instrText>
-        </w:r>
-        <w:r>
-          <w:rPr>
-            <w:noProof/>
-            <w:webHidden/>
-          </w:rPr>
-        </w:r>
-        <w:r>
-          <w:rPr>
-            <w:noProof/>
-            <w:webHidden/>
-          </w:rPr>
           <w:fldChar w:fldCharType="separate"/>
-        </w:r>
-        <w:r>
-          <w:rPr>
-            <w:noProof/>
-            <w:webHidden/>
-          </w:rPr>
           <w:t>13</w:t>
-        </w:r>
-        <w:r>
-          <w:rPr>
-            <w:noProof/>
-            <w:webHidden/>
-          </w:rPr>
           <w:fldChar w:fldCharType="end"/>
         </w:r>
       </w:hyperlink>
@@ -3006,13 +1727,11 @@
         <w:pStyle w:val="Titolo1"/>
       </w:pPr>
       <w:bookmarkStart w:id="2" w:name="_Toc234579709"/>
-      <w:proofErr w:type="gramStart"/>
       <w:r>
         <w:lastRenderedPageBreak/>
         <w:t>1  Introduction</w:t>
       </w:r>
       <w:bookmarkEnd w:id="2"/>
-      <w:proofErr w:type="gramEnd"/>
     </w:p>
     <w:p>
       <w:pPr>
@@ -9616,68 +8335,20 @@
           <w:sz w:val="17"/>
         </w:rPr>
         <w:t>/* fixed block, bits 10..0 */                /* parametric block, from bit 11 */</w:t>
-      </w:r>
-      <w:r>
-        <w:rPr>
-          <w:rFonts w:ascii="Consolas" w:hAnsi="Consolas"/>
-          <w:sz w:val="17"/>
-        </w:rPr>
         <w:br/>
         <w:t>RUN_POS         = 0                          PARAM_BASE   = 11</w:t>
-      </w:r>
-      <w:r>
-        <w:rPr>
-          <w:rFonts w:ascii="Consolas" w:hAnsi="Consolas"/>
-          <w:sz w:val="17"/>
-        </w:rPr>
         <w:br/>
         <w:t>RUNCTRLBUSY_POS = 1                          EXTTRG_POS   = PARAM_BASE</w:t>
-      </w:r>
-      <w:r>
-        <w:rPr>
-          <w:rFonts w:ascii="Consolas" w:hAnsi="Consolas"/>
-          <w:sz w:val="17"/>
-        </w:rPr>
         <w:br/>
         <w:t>FIFOREADY_POS   = 2                          PPSEN_POS    = EXTTRG_POS  + EXTTRG_NUM</w:t>
-      </w:r>
-      <w:r>
-        <w:rPr>
-          <w:rFonts w:ascii="Consolas" w:hAnsi="Consolas"/>
-          <w:sz w:val="17"/>
-        </w:rPr>
         <w:br/>
         <w:t>FIFOFULL_POS    = 3                          PPSPRES_POS  = PPSEN_POS   + PPS_NUM</w:t>
-      </w:r>
-      <w:r>
-        <w:rPr>
-          <w:rFonts w:ascii="Consolas" w:hAnsi="Consolas"/>
-          <w:sz w:val="17"/>
-        </w:rPr>
         <w:br/>
         <w:t>BUSYCMD_POS     = 4                          ZQEN_POS     = PPSPRES_POS + PPS_NUM</w:t>
-      </w:r>
-      <w:r>
-        <w:rPr>
-          <w:rFonts w:ascii="Consolas" w:hAnsi="Consolas"/>
-          <w:sz w:val="17"/>
-        </w:rPr>
         <w:br/>
         <w:t>PPSTRG_POS      = 5                          ZQBUSY_POS   = ZQEN_POS    + ZYNQ_NUM</w:t>
-      </w:r>
-      <w:r>
-        <w:rPr>
-          <w:rFonts w:ascii="Consolas" w:hAnsi="Consolas"/>
-          <w:sz w:val="17"/>
-        </w:rPr>
         <w:br/>
         <w:t>GPSAUTO_POS     = 6</w:t>
-      </w:r>
-      <w:r>
-        <w:rPr>
-          <w:rFonts w:ascii="Consolas" w:hAnsi="Consolas"/>
-          <w:sz w:val="17"/>
-        </w:rPr>
         <w:br/>
         <w:t>FSMSTATE_POS    = 7   (4 bits, 10..7)</w:t>
       </w:r>
@@ -10442,7 +9113,7 @@
               <w:rPr>
                 <w:sz w:val="17"/>
               </w:rPr>
-              <w:t>In main(), the ioctl(fd, SIOCGIFHWADDR, …) that reads the board identifier is issued on the variable fd, which was closed after mapping the dma_buffer UIO device. The call succeeds only because the descriptor number has meanwhile been re-allocated to the listening socket by socket().</w:t>
+              <w:t>Resolved 2026-07-10. In main(), the ioctl(…, SIOCGIFHWADDR, …) that reads the board identifier used to be issued on the variable fd, which had already been closed after mapping the dma_buffer UIO device; the call only succeeded because the descriptor number had meanwhile been re-allocated to the listening socket by socket(). The call is now issued explicitly on listenfd.</w:t>
             </w:r>
           </w:p>
         </w:tc>
@@ -10455,7 +9126,7 @@
               <w:rPr>
                 <w:sz w:val="17"/>
               </w:rPr>
-              <w:t>Latent. Any change in the order of file-descriptor allocation would silently leave boardID at 0, i.e. every file would be named clk0_… and every record header would read "CLKB". Recommendation: pass listenfd explicitly.</w:t>
+              <w:t>Was latent: any change in the order of file-descriptor allocation would silently have left boardID at 0, i.e. every file would be named clk0_… and every record header would read "CLKB". Fixed by passing listenfd explicitly; no longer a risk.</w:t>
             </w:r>
           </w:p>
         </w:tc>
